--- a/brain/BusinessArtifacts/Contracts/MarketReseachContractAmazonHelathV1.docx
+++ b/brain/BusinessArtifacts/Contracts/MarketReseachContractAmazonHelathV1.docx
@@ -43,38 +43,29 @@
     </w:p>
     <w:p>
       <w:r>
-        <w:t>1.1 This Statement of Work (“SOW”) is between </w:t>
-      </w:r>
-      <w:r>
-        <w:rPr>
-          <w:b/>
-          <w:bCs/>
-        </w:rPr>
-        <w:t>Harvey (“Skip”) Snow</w:t>
-      </w:r>
-      <w:r>
-        <w:t>, acting as “Boss” of </w:t>
-      </w:r>
-      <w:r>
-        <w:rPr>
-          <w:b/>
-          <w:bCs/>
-        </w:rPr>
-        <w:t>ChatHealthy.ai, LLC</w:t>
-      </w:r>
-      <w:r>
-        <w:t> (“Client”), and </w:t>
-      </w:r>
-      <w:r>
-        <w:rPr>
-          <w:b/>
-          <w:bCs/>
-        </w:rPr>
-        <w:t>Elliott Ford</w:t>
-      </w:r>
-      <w:r>
-        <w:t> (“Contractor”).</w:t>
-      </w:r>
+        <w:t>1.1 This Statement of Work (“SOW”) is between Harvey (“Skip”) Snow, acting as “human” of ChatHealthy.ai, LLC (“Client”), and Elliott Ford (“Contractor”).</w:t>
+      </w:r>
+      <w:r>
+        <w:rPr>
+          <w:b/>
+          <w:bCs/>
+        </w:rPr>
+      </w:r>
+      <w:r/>
+      <w:r>
+        <w:rPr>
+          <w:b/>
+          <w:bCs/>
+        </w:rPr>
+      </w:r>
+      <w:r/>
+      <w:r>
+        <w:rPr>
+          <w:b/>
+          <w:bCs/>
+        </w:rPr>
+      </w:r>
+      <w:r/>
     </w:p>
     <w:p>
       <w:r>
@@ -1175,6 +1166,7 @@
     <w:p/>
     <w:sectPr>
       <w:headerReference w:type="default" r:id="rId6"/>
+      <w:footerReference w:type="default" r:id="rId9"/>
       <w:pgSz w:w="12240" w:h="15840"/>
       <w:pgMar w:top="1440" w:right="1440" w:bottom="1440" w:left="1440" w:header="270" w:footer="720" w:gutter="0"/>
       <w:cols w:space="720"/>
@@ -1207,6 +1199,16 @@
     </w:p>
   </w:endnote>
 </w:endnotes>
+</file>
+
+<file path=word/footer1.xml><?xml version="1.0" encoding="utf-8"?>
+<w:ftr xmlns:m="http://schemas.openxmlformats.org/officeDocument/2006/math" xmlns:mc="http://schemas.openxmlformats.org/markup-compatibility/2006" xmlns:mo="http://schemas.microsoft.com/office/mac/office/2008/main" xmlns:mv="urn:schemas-microsoft-com:mac:vml" xmlns:o="urn:schemas-microsoft-com:office:office" xmlns:r="http://schemas.openxmlformats.org/officeDocument/2006/relationships" xmlns:v="urn:schemas-microsoft-com:vml" xmlns:w10="urn:schemas-microsoft-com:office:word" xmlns:w14="http://schemas.microsoft.com/office/word/2010/wordml" xmlns:w="http://schemas.openxmlformats.org/wordprocessingml/2006/main" xmlns:wne="http://schemas.microsoft.com/office/word/2006/wordml" xmlns:wp14="http://schemas.microsoft.com/office/word/2010/wordprocessingDrawing" xmlns:wp="http://schemas.openxmlformats.org/drawingml/2006/wordprocessingDrawing" xmlns:wpc="http://schemas.microsoft.com/office/word/2010/wordprocessingCanvas" xmlns:wpg="http://schemas.microsoft.com/office/word/2010/wordprocessingGroup" xmlns:wpi="http://schemas.microsoft.com/office/word/2010/wordprocessingInk" xmlns:wps="http://schemas.microsoft.com/office/word/2010/wordprocessingShape" mc:Ignorable="w14 wp14">
+  <w:p>
+    <w:pPr>
+      <w:pStyle w:val="Footer"/>
+    </w:pPr>
+  </w:p>
+</w:ftr>
 </file>
 
 <file path=word/footnotes.xml><?xml version="1.0" encoding="utf-8"?>
